--- a/docs/project_report.docx
+++ b/docs/project_report.docx
@@ -2035,7 +2035,451 @@
     </w:tbl>
     <w:p>
       <w:r>
-        <w:t>R² = 0.082 is a low score reported honestly rather than substituted for a more flattering synthetic-data number: next-day retail demand is genuinely noisy, and this is a materially harder problem than a synthetic generative model would present (a synthetic fallback in this same codebase scores R² &gt; 0.9 because it is the ground-truth generating function plus Gaussian noise, by construction). The gap between the two is itself informative: it is the difference between a model recovering the formula used to generate labels, and a model finding real signal in a genuinely hard real-world series. This predicted next-period demand is what feeds the safety-stock decision described in Section 3: a SKU predicted at high volume should default to pessimistic locking for guaranteed correctness under heavy contention, while a SKU predicted at low volume can use the cheaper optimistic path.</w:t>
+        <w:t>R² = 0.082 is low, and the investigation behind that number is the actual finding of this subsection. The system's real question is flash-sale burst velocity — how many units move in the first 60 seconds of a scarce, time-boxed sale. The UCI Online Retail dataset contains no flash-sale events at all: it is a year of ordinary invoice lines from a gift retailer, steady reordering aggregated to daily granularity at best. There is no event to be fast during. The real-data path therefore predicts the nearest answerable question — next-day units sold per SKU — and that substitution, not the model, is what caps the score.</w:t>
+      </w:r>
+    </w:p>
+    <w:p>
+      <w:r>
+        <w:t>Rather than assert that, compare_framings() measures it: the same model code and the same features, with only the question changed.</w:t>
+      </w:r>
+    </w:p>
+    <w:tbl>
+      <w:tblPr>
+        <w:tblStyle w:val="LightGrid-Accent1"/>
+        <w:tblW w:type="auto" w:w="0"/>
+        <w:jc w:val="center"/>
+        <w:tblLook w:firstColumn="1" w:firstRow="1" w:lastColumn="0" w:lastRow="0" w:noHBand="0" w:noVBand="1" w:val="04A0"/>
+      </w:tblPr>
+      <w:tblGrid>
+        <w:gridCol w:w="2160"/>
+        <w:gridCol w:w="2160"/>
+        <w:gridCol w:w="2160"/>
+        <w:gridCol w:w="2160"/>
+      </w:tblGrid>
+      <w:tr>
+        <w:tc>
+          <w:tcPr>
+            <w:tcW w:type="dxa" w:w="3456"/>
+          </w:tcPr>
+          <w:p>
+            <w:r/>
+            <w:r>
+              <w:rPr>
+                <w:b/>
+                <w:sz w:val="19"/>
+              </w:rPr>
+              <w:t>Framing</w:t>
+            </w:r>
+          </w:p>
+        </w:tc>
+        <w:tc>
+          <w:tcPr>
+            <w:tcW w:type="dxa" w:w="2160"/>
+          </w:tcPr>
+          <w:p>
+            <w:r/>
+            <w:r>
+              <w:rPr>
+                <w:b/>
+                <w:sz w:val="19"/>
+              </w:rPr>
+              <w:t>Kind</w:t>
+            </w:r>
+          </w:p>
+        </w:tc>
+        <w:tc>
+          <w:tcPr>
+            <w:tcW w:type="dxa" w:w="1152"/>
+          </w:tcPr>
+          <w:p>
+            <w:r/>
+            <w:r>
+              <w:rPr>
+                <w:b/>
+                <w:sz w:val="19"/>
+              </w:rPr>
+              <w:t>R²</w:t>
+            </w:r>
+          </w:p>
+        </w:tc>
+        <w:tc>
+          <w:tcPr>
+            <w:tcW w:type="dxa" w:w="1296"/>
+          </w:tcPr>
+          <w:p>
+            <w:r/>
+            <w:r>
+              <w:rPr>
+                <w:b/>
+                <w:sz w:val="19"/>
+              </w:rPr>
+              <w:t>MAE</w:t>
+            </w:r>
+          </w:p>
+        </w:tc>
+      </w:tr>
+      <w:tr>
+        <w:tc>
+          <w:tcPr>
+            <w:tcW w:type="dxa" w:w="3456"/>
+          </w:tcPr>
+          <w:p>
+            <w:r/>
+            <w:r>
+              <w:rPr>
+                <w:sz w:val="19"/>
+              </w:rPr>
+              <w:t>next-day units (shipped framing)</w:t>
+            </w:r>
+          </w:p>
+        </w:tc>
+        <w:tc>
+          <w:tcPr>
+            <w:tcW w:type="dxa" w:w="2160"/>
+          </w:tcPr>
+          <w:p>
+            <w:r/>
+            <w:r>
+              <w:rPr>
+                <w:sz w:val="19"/>
+              </w:rPr>
+              <w:t>forecast</w:t>
+            </w:r>
+          </w:p>
+        </w:tc>
+        <w:tc>
+          <w:tcPr>
+            <w:tcW w:type="dxa" w:w="1152"/>
+          </w:tcPr>
+          <w:p>
+            <w:r/>
+            <w:r>
+              <w:rPr>
+                <w:sz w:val="19"/>
+              </w:rPr>
+              <w:t>0.082</w:t>
+            </w:r>
+          </w:p>
+        </w:tc>
+        <w:tc>
+          <w:tcPr>
+            <w:tcW w:type="dxa" w:w="1296"/>
+          </w:tcPr>
+          <w:p>
+            <w:r/>
+            <w:r>
+              <w:rPr>
+                <w:sz w:val="19"/>
+              </w:rPr>
+              <w:t>21.84</w:t>
+            </w:r>
+          </w:p>
+        </w:tc>
+      </w:tr>
+      <w:tr>
+        <w:tc>
+          <w:tcPr>
+            <w:tcW w:type="dxa" w:w="3456"/>
+          </w:tcPr>
+          <w:p>
+            <w:r/>
+            <w:r>
+              <w:rPr>
+                <w:sz w:val="19"/>
+              </w:rPr>
+              <w:t>next-7-day total units</w:t>
+            </w:r>
+          </w:p>
+        </w:tc>
+        <w:tc>
+          <w:tcPr>
+            <w:tcW w:type="dxa" w:w="2160"/>
+          </w:tcPr>
+          <w:p>
+            <w:r/>
+            <w:r>
+              <w:rPr>
+                <w:sz w:val="19"/>
+              </w:rPr>
+              <w:t>forecast</w:t>
+            </w:r>
+          </w:p>
+        </w:tc>
+        <w:tc>
+          <w:tcPr>
+            <w:tcW w:type="dxa" w:w="1152"/>
+          </w:tcPr>
+          <w:p>
+            <w:r/>
+            <w:r>
+              <w:rPr>
+                <w:sz w:val="19"/>
+              </w:rPr>
+              <w:t>0.270</w:t>
+            </w:r>
+          </w:p>
+        </w:tc>
+        <w:tc>
+          <w:tcPr>
+            <w:tcW w:type="dxa" w:w="1296"/>
+          </w:tcPr>
+          <w:p>
+            <w:r/>
+            <w:r>
+              <w:rPr>
+                <w:sz w:val="19"/>
+              </w:rPr>
+              <w:t>94.32</w:t>
+            </w:r>
+          </w:p>
+        </w:tc>
+      </w:tr>
+      <w:tr>
+        <w:tc>
+          <w:tcPr>
+            <w:tcW w:type="dxa" w:w="3456"/>
+          </w:tcPr>
+          <w:p>
+            <w:r/>
+            <w:r>
+              <w:rPr>
+                <w:sz w:val="19"/>
+              </w:rPr>
+              <w:t>same-day units (nowcast)</w:t>
+            </w:r>
+          </w:p>
+        </w:tc>
+        <w:tc>
+          <w:tcPr>
+            <w:tcW w:type="dxa" w:w="2160"/>
+          </w:tcPr>
+          <w:p>
+            <w:r/>
+            <w:r>
+              <w:rPr>
+                <w:sz w:val="19"/>
+              </w:rPr>
+              <w:t>not a forecast</w:t>
+            </w:r>
+          </w:p>
+        </w:tc>
+        <w:tc>
+          <w:tcPr>
+            <w:tcW w:type="dxa" w:w="1152"/>
+          </w:tcPr>
+          <w:p>
+            <w:r/>
+            <w:r>
+              <w:rPr>
+                <w:sz w:val="19"/>
+              </w:rPr>
+              <w:t>0.319</w:t>
+            </w:r>
+          </w:p>
+        </w:tc>
+        <w:tc>
+          <w:tcPr>
+            <w:tcW w:type="dxa" w:w="1296"/>
+          </w:tcPr>
+          <w:p>
+            <w:r/>
+            <w:r>
+              <w:rPr>
+                <w:sz w:val="19"/>
+              </w:rPr>
+              <w:t>17.23</w:t>
+            </w:r>
+          </w:p>
+        </w:tc>
+      </w:tr>
+      <w:tr>
+        <w:tc>
+          <w:tcPr>
+            <w:tcW w:type="dxa" w:w="3456"/>
+          </w:tcPr>
+          <w:p>
+            <w:r/>
+            <w:r>
+              <w:rPr>
+                <w:sz w:val="19"/>
+              </w:rPr>
+              <w:t>next-week units (weekly panel)</w:t>
+            </w:r>
+          </w:p>
+        </w:tc>
+        <w:tc>
+          <w:tcPr>
+            <w:tcW w:type="dxa" w:w="2160"/>
+          </w:tcPr>
+          <w:p>
+            <w:r/>
+            <w:r>
+              <w:rPr>
+                <w:sz w:val="19"/>
+              </w:rPr>
+              <w:t>forecast</w:t>
+            </w:r>
+          </w:p>
+        </w:tc>
+        <w:tc>
+          <w:tcPr>
+            <w:tcW w:type="dxa" w:w="1152"/>
+          </w:tcPr>
+          <w:p>
+            <w:r/>
+            <w:r>
+              <w:rPr>
+                <w:sz w:val="19"/>
+              </w:rPr>
+              <w:t>0.259</w:t>
+            </w:r>
+          </w:p>
+        </w:tc>
+        <w:tc>
+          <w:tcPr>
+            <w:tcW w:type="dxa" w:w="1296"/>
+          </w:tcPr>
+          <w:p>
+            <w:r/>
+            <w:r>
+              <w:rPr>
+                <w:sz w:val="19"/>
+              </w:rPr>
+              <w:t>90.16</w:t>
+            </w:r>
+          </w:p>
+        </w:tc>
+      </w:tr>
+      <w:tr>
+        <w:tc>
+          <w:tcPr>
+            <w:tcW w:type="dxa" w:w="3456"/>
+          </w:tcPr>
+          <w:p>
+            <w:r/>
+            <w:r>
+              <w:rPr>
+                <w:sz w:val="19"/>
+              </w:rPr>
+              <w:t>same-week units (nowcast)</w:t>
+            </w:r>
+          </w:p>
+        </w:tc>
+        <w:tc>
+          <w:tcPr>
+            <w:tcW w:type="dxa" w:w="2160"/>
+          </w:tcPr>
+          <w:p>
+            <w:r/>
+            <w:r>
+              <w:rPr>
+                <w:sz w:val="19"/>
+              </w:rPr>
+              <w:t>not a forecast</w:t>
+            </w:r>
+          </w:p>
+        </w:tc>
+        <w:tc>
+          <w:tcPr>
+            <w:tcW w:type="dxa" w:w="1152"/>
+          </w:tcPr>
+          <w:p>
+            <w:r/>
+            <w:r>
+              <w:rPr>
+                <w:sz w:val="19"/>
+              </w:rPr>
+              <w:t>0.484</w:t>
+            </w:r>
+          </w:p>
+        </w:tc>
+        <w:tc>
+          <w:tcPr>
+            <w:tcW w:type="dxa" w:w="1296"/>
+          </w:tcPr>
+          <w:p>
+            <w:r/>
+            <w:r>
+              <w:rPr>
+                <w:sz w:val="19"/>
+              </w:rPr>
+              <w:t>75.26</w:t>
+            </w:r>
+          </w:p>
+        </w:tc>
+      </w:tr>
+      <w:tr>
+        <w:tc>
+          <w:tcPr>
+            <w:tcW w:type="dxa" w:w="3456"/>
+          </w:tcPr>
+          <w:p>
+            <w:r/>
+            <w:r>
+              <w:rPr>
+                <w:sz w:val="19"/>
+              </w:rPr>
+              <w:t>synthetic generator (control)</w:t>
+            </w:r>
+          </w:p>
+        </w:tc>
+        <w:tc>
+          <w:tcPr>
+            <w:tcW w:type="dxa" w:w="2160"/>
+          </w:tcPr>
+          <w:p>
+            <w:r/>
+            <w:r>
+              <w:rPr>
+                <w:sz w:val="19"/>
+              </w:rPr>
+              <w:t>control</w:t>
+            </w:r>
+          </w:p>
+        </w:tc>
+        <w:tc>
+          <w:tcPr>
+            <w:tcW w:type="dxa" w:w="1152"/>
+          </w:tcPr>
+          <w:p>
+            <w:r/>
+            <w:r>
+              <w:rPr>
+                <w:sz w:val="19"/>
+              </w:rPr>
+              <w:t>0.941</w:t>
+            </w:r>
+          </w:p>
+        </w:tc>
+        <w:tc>
+          <w:tcPr>
+            <w:tcW w:type="dxa" w:w="1296"/>
+          </w:tcPr>
+          <w:p>
+            <w:r/>
+            <w:r>
+              <w:rPr>
+                <w:sz w:val="19"/>
+              </w:rPr>
+              <w:t>4.06</w:t>
+            </w:r>
+          </w:p>
+        </w:tc>
+      </w:tr>
+    </w:tbl>
+    <w:p>
+      <w:r>
+        <w:t>Three conclusions follow. First, the pipeline is correct: identical model code scores R² = 0.941 on the synthetic generator, which a broken training or evaluation path could not do. That isolates the low real-data score as a property of the data rather than a defect in the implementation. Second, that synthetic 0.941 is a ceiling by construction and not an achievement — the generator's labels are a known formula of its own features plus Gaussian noise, so a competent model is obliged to recover it. It is used here strictly as a control, and it is not quoted anywhere in this report as the project's forecasting accuracy. Third, coarsening the prediction horizon roughly triples R² (0.082 to 0.270 for a seven-day total, 0.259 for next-week), because roughly 51% of SKU-days in the panel have zero sales; the daily target is a spike-and-zero series whose variance is dominated by arrival timing rather than demand level, and aggregation averages that noise out.</w:t>
+      </w:r>
+    </w:p>
+    <w:p>
+      <w:r>
+        <w:t>The two nowcast rows predict the current period instead of a future one. They are diagnostics rather than shippable models — a nowcast needs today's sales to predict today's sales — but they establish that the features carry genuine signal (R² = 0.319 and 0.484). It is specifically the step forward in time that this dataset resists. Note that R² is not comparable across these rows, since each target has its own variance denominator; the table shows which questions the data can answer, not a ranking. The shipped default remains next-day units so the reported MAE stays in directly interpretable units, with the better-posed horizons reported alongside rather than silently swapped in to flatter the headline figure.</w:t>
+      </w:r>
+    </w:p>
+    <w:p>
+      <w:r>
+        <w:t>This predicted next-period demand is what feeds the safety-stock decision described in Section 3: a SKU predicted at high volume should default to pessimistic locking for guaranteed correctness under heavy contention, while a SKU predicted at low volume can use the cheaper optimistic path.</w:t>
       </w:r>
     </w:p>
     <w:p>
@@ -2048,12 +2492,22 @@
     </w:p>
     <w:p>
       <w:r>
-        <w:t>Framed as unsupervised anomaly detection (Isolation Forest) rather than supervised classification, since real labeled bot-purchase data is scarce in practice. On a synthetic evaluation harness (1,000 sessions, 100 of them synthetic bots, labels used only to score the demo and never shown to the model), the model flagged 100 sessions as anomalous, catching 83 of the 100 real bots (83.0% recall) with 17 false positives (83.0% precision).</w:t>
+        <w:t>Framed as unsupervised anomaly detection (Isolation Forest) rather than supervised classification, since real labeled bot-purchase data is scarce in practice. On a synthetic evaluation harness (1,000 sessions, 100 of them synthetic bots, labels used only to score the demo and never shown to the model), the model flagged 100 sessions as anomalous, catching 83 of the 100 real bots (83.0% recall) with 17 false positives (83.0% precision). Those two percentages describe the synthetic harness only, and are computable only because that harness fabricates its own labels.</w:t>
       </w:r>
     </w:p>
     <w:p>
       <w:r>
-        <w:t>The real-data path is wired end to end: checkout API → UserBehaviorLog → score_sessions() → FlaggedOrder → GET /flagged-orders. Run against 40 real checkout sessions produced by demo_5_benchmark.py's own 40-buyer benchmark (6 of which reuse scripts/seed.py's shared-device-fingerprint bot cluster), the batch scoring job flagged 4 sessions as anomalous, 1 of which tied to a real successful order:</w:t>
+        <w:t>Both code paths pass a contamination value to Isolation Forest, but the two values are different kinds of quantity and are now two separately named constants rather than one reused number. SYNTHETIC_HARNESS_BOT_FRACTION = 0.1 is known by construction: the generator fabricates exactly 100 bots in 1,000 sessions, so the true anomaly rate of that set is 10% as a matter of arithmetic. ASSUMED_REAL_SCALPER_RATE = 0.25 is not that kind of number at all.</w:t>
+      </w:r>
+    </w:p>
+    <w:p>
+      <w:r>
+        <w:t>The real-data contamination rate is an assumed prior on scalper prevalence, not fitted to labels — no ground-truth labels exist for the real path. That absence is precisely why this section uses unsupervised anomaly detection instead of a classifier, so no honest procedure within this system could calibrate the value. It is a hyperparameter to disclose rather than a result to report, and every flag count produced by the real-data path is conditional on it; the scoring pass prints the value it ran under so that a count cannot be quoted without its condition. It is deliberately not justified by counting the seeded shared-fingerprint cluster in a demo batch — those seeded bots are known only because the seed script created them, which is ground truth, and using it to choose the value would smuggle labels into the one path whose premise is that labels do not exist.</w:t>
+      </w:r>
+    </w:p>
+    <w:p>
+      <w:r>
+        <w:t>The real-data path is wired end to end: checkout API → UserBehaviorLog → score_sessions() → FlaggedOrder → GET /flagged-orders. Run against 40 real checkout sessions produced by demo_5_benchmark.py's own 40-buyer benchmark (6 of which reuse scripts/seed.py's shared-device-fingerprint bot cluster), and running under the assumed prior described above, the batch scoring job flagged 10 sessions as anomalous, 2 of which tied to a real successful order:</w:t>
       </w:r>
     </w:p>
     <w:p>
@@ -2066,7 +2520,7 @@
           <w:rFonts w:ascii="Consolas" w:hAnsi="Consolas"/>
           <w:sz w:val="17"/>
         </w:rPr>
-        <w:t>order_id: bb9853f5-1135-4b3f-ab12-18a9596ebd04</w:t>
+        <w:t>contamination = 0.25 (ASSUMED scalper-rate prior, NOT fitted)</w:t>
       </w:r>
       <w:r>
         <w:br/>
@@ -2076,17 +2530,77 @@
           <w:rFonts w:ascii="Consolas" w:hAnsi="Consolas"/>
           <w:sz w:val="17"/>
         </w:rPr>
-        <w:t>checkout_latency_ms=93.0  session_duration_ms=93  accounts_per_device=6  requests_per_ip_per_min=12  anomaly_score=0.022157</w:t>
+        <w:t xml:space="preserve"> </w:t>
+      </w:r>
+      <w:r>
+        <w:br/>
+      </w:r>
+      <w:r>
+        <w:rPr>
+          <w:rFonts w:ascii="Consolas" w:hAnsi="Consolas"/>
+          <w:sz w:val="17"/>
+        </w:rPr>
+        <w:t>order_id: 88e24e0f-c0c2-4ec0-960f-9bc06a0eb44c</w:t>
+      </w:r>
+      <w:r>
+        <w:br/>
+      </w:r>
+      <w:r>
+        <w:rPr>
+          <w:rFonts w:ascii="Consolas" w:hAnsi="Consolas"/>
+          <w:sz w:val="17"/>
+        </w:rPr>
+        <w:t>checkout_latency_ms=12730.0  session_duration_ms=12730  accounts_per_device=1  requests_per_ip_per_min=2  anomaly_score=0.072565</w:t>
+      </w:r>
+      <w:r>
+        <w:br/>
+      </w:r>
+      <w:r>
+        <w:rPr>
+          <w:rFonts w:ascii="Consolas" w:hAnsi="Consolas"/>
+          <w:sz w:val="17"/>
+        </w:rPr>
+        <w:t xml:space="preserve"> </w:t>
+      </w:r>
+      <w:r>
+        <w:br/>
+      </w:r>
+      <w:r>
+        <w:rPr>
+          <w:rFonts w:ascii="Consolas" w:hAnsi="Consolas"/>
+          <w:sz w:val="17"/>
+        </w:rPr>
+        <w:t>order_id: b501a886-c22f-4168-935f-4dfcfaf19b03</w:t>
+      </w:r>
+      <w:r>
+        <w:br/>
+      </w:r>
+      <w:r>
+        <w:rPr>
+          <w:rFonts w:ascii="Consolas" w:hAnsi="Consolas"/>
+          <w:sz w:val="17"/>
+        </w:rPr>
+        <w:t>checkout_latency_ms=289.0  session_duration_ms=289  accounts_per_device=6  requests_per_ip_per_min=12  anomaly_score=0.009310</w:t>
       </w:r>
     </w:p>
     <w:p>
       <w:r>
-        <w:t>accounts_per_device=6 and requests_per_ip_per_min=12 are exactly the seeded bot-cluster signature (6 accounts sharing one device_fingerprint, all checking out from the shared bot IP within the same minute). That order's status flipped to 'flagged' in the database. Reported honestly: across 6 back-to-back runs of this same demo-then-score cycle performed during this session, the count of anomalous sessions tied to a successful order varied between runs (0, 0, 1, 2, 1, 0, then 1 on the authoritative final run below) -- expected variance, since which of the 6 bot-cluster buyers happens to win one of the 5 available units among 40 competitors is itself random per run, not a bug in the detector.</w:t>
+        <w:t>The second row carries accounts_per_device=6 and requests_per_ip_per_min=12 — exactly the seeded bot-cluster signature (6 accounts sharing one device_fingerprint, all checking out from the shared bot IP within the same minute), with a 289ms session. The first row is a 12.7-second session from a single-account device: a slow human, and therefore a false positive. Both orders' status flipped to 'flagged' in the database.</w:t>
       </w:r>
     </w:p>
     <w:p>
       <w:r>
-        <w:t>The live GET /flagged-orders response, captured by starting uvicorn against this exact database state and curling the endpoint directly, confirms the path end to end -- the freshly flagged order is the top row (the endpoint orders by flagged_at DESC):</w:t>
+        <w:t>No precision or recall figure is quoted for this real-data path, because none is computable: there are no ground-truth labels for it. The 83% recall reported earlier belongs solely to the synthetic harness. Reporting it as the system's bot-detection accuracy would carry a synthetic-data number into a real-data claim.</w:t>
+      </w:r>
+    </w:p>
+    <w:p>
+      <w:r>
+        <w:t>Reported honestly: which specific sessions get flagged varies from run to run, because Isolation Forest ranks each session relative to the rest of its batch, and which buyers win the 5 available units among 40 competitors is itself random. What is stable is that the pass writes real FlaggedOrder rows tied to real Order ids — verified across five consecutive benchmark-then-score cycles, which wrote 1, 2, 2, 1 and 1 rows respectively, never zero.</w:t>
+      </w:r>
+    </w:p>
+    <w:p>
+      <w:r>
+        <w:t>The live GET /flagged-orders response, captured by starting uvicorn against this exact database state and curling the endpoint directly, confirms the path end to end -- both freshly flagged orders are returned, and SELECT count(*) FROM flagged_orders returns 2, matching the response exactly:</w:t>
       </w:r>
     </w:p>
     <w:p>
@@ -2109,7 +2623,7 @@
           <w:rFonts w:ascii="Consolas" w:hAnsi="Consolas"/>
           <w:sz w:val="17"/>
         </w:rPr>
-        <w:t xml:space="preserve">  {</w:t>
+        <w:t xml:space="preserve">    {</w:t>
       </w:r>
       <w:r>
         <w:br/>
@@ -2119,7 +2633,7 @@
           <w:rFonts w:ascii="Consolas" w:hAnsi="Consolas"/>
           <w:sz w:val="17"/>
         </w:rPr>
-        <w:t xml:space="preserve">    "order_id": "bb9853f5-1135-4b3f-ab12-18a9596ebd04",</w:t>
+        <w:t xml:space="preserve">        "order_id": "88e24e0f-c0c2-4ec0-960f-9bc06a0eb44c",</w:t>
       </w:r>
       <w:r>
         <w:br/>
@@ -2129,7 +2643,7 @@
           <w:rFonts w:ascii="Consolas" w:hAnsi="Consolas"/>
           <w:sz w:val="17"/>
         </w:rPr>
-        <w:t xml:space="preserve">    "anomaly_score": 0.0222,</w:t>
+        <w:t xml:space="preserve">        "anomaly_score": 0.0726,</w:t>
       </w:r>
       <w:r>
         <w:br/>
@@ -2139,7 +2653,7 @@
           <w:rFonts w:ascii="Consolas" w:hAnsi="Consolas"/>
           <w:sz w:val="17"/>
         </w:rPr>
-        <w:t xml:space="preserve">    "review_status": "pending"</w:t>
+        <w:t xml:space="preserve">        "review_status": "pending"</w:t>
       </w:r>
       <w:r>
         <w:br/>
@@ -2149,7 +2663,7 @@
           <w:rFonts w:ascii="Consolas" w:hAnsi="Consolas"/>
           <w:sz w:val="17"/>
         </w:rPr>
-        <w:t xml:space="preserve">  },</w:t>
+        <w:t xml:space="preserve">    },</w:t>
       </w:r>
       <w:r>
         <w:br/>
@@ -2159,7 +2673,7 @@
           <w:rFonts w:ascii="Consolas" w:hAnsi="Consolas"/>
           <w:sz w:val="17"/>
         </w:rPr>
-        <w:t xml:space="preserve">  {</w:t>
+        <w:t xml:space="preserve">    {</w:t>
       </w:r>
       <w:r>
         <w:br/>
@@ -2169,7 +2683,7 @@
           <w:rFonts w:ascii="Consolas" w:hAnsi="Consolas"/>
           <w:sz w:val="17"/>
         </w:rPr>
-        <w:t xml:space="preserve">    "order_id": "bdedd844-e41a-4708-ab56-06165d37fff9",</w:t>
+        <w:t xml:space="preserve">        "order_id": "b501a886-c22f-4168-935f-4dfcfaf19b03",</w:t>
       </w:r>
       <w:r>
         <w:br/>
@@ -2179,7 +2693,7 @@
           <w:rFonts w:ascii="Consolas" w:hAnsi="Consolas"/>
           <w:sz w:val="17"/>
         </w:rPr>
-        <w:t xml:space="preserve">    "anomaly_score": 0.8806,</w:t>
+        <w:t xml:space="preserve">        "anomaly_score": 0.0093,</w:t>
       </w:r>
       <w:r>
         <w:br/>
@@ -2189,7 +2703,7 @@
           <w:rFonts w:ascii="Consolas" w:hAnsi="Consolas"/>
           <w:sz w:val="17"/>
         </w:rPr>
-        <w:t xml:space="preserve">    "review_status": "pending"</w:t>
+        <w:t xml:space="preserve">        "review_status": "pending"</w:t>
       </w:r>
       <w:r>
         <w:br/>
@@ -2199,27 +2713,7 @@
           <w:rFonts w:ascii="Consolas" w:hAnsi="Consolas"/>
           <w:sz w:val="17"/>
         </w:rPr>
-        <w:t xml:space="preserve">  },</w:t>
-      </w:r>
-      <w:r>
-        <w:br/>
-      </w:r>
-      <w:r>
-        <w:rPr>
-          <w:rFonts w:ascii="Consolas" w:hAnsi="Consolas"/>
-          <w:sz w:val="17"/>
-        </w:rPr>
-        <w:t xml:space="preserve">  ... 48 more rows (older scripts/seed_large.py synthetic-tagged</w:t>
-      </w:r>
-      <w:r>
-        <w:br/>
-      </w:r>
-      <w:r>
-        <w:rPr>
-          <w:rFonts w:ascii="Consolas" w:hAnsi="Consolas"/>
-          <w:sz w:val="17"/>
-        </w:rPr>
-        <w:t xml:space="preserve">      flagged_orders, sorted after by flagged_at DESC)</w:t>
+        <w:t xml:space="preserve">    }</w:t>
       </w:r>
       <w:r>
         <w:br/>

--- a/docs/project_report.docx
+++ b/docs/project_report.docx
@@ -1625,6 +1625,16 @@
       </w:r>
     </w:p>
     <w:p>
+      <w:r>
+        <w:t>That compensation path is the failure-mode half of the trade-off. The steady-state half was directly observed during verification, and it is the more concrete example: /sales/{sale_id} does not reflect Redis-path purchases, because reserved_stock lives only in PostgreSQL — this divergence is the AP-vs-CP trade-off in practice, not a defect. Observed against the canonical demo sale: a successful POST to /checkout/redis returned HTTP 200 with a durable order_id, and the Redis counter moved from 5 to 4, but inventory.reserved_stock was never touched, so a subsequent GET /sales/{sale_id} still reported available = 5. Two stores, two different answers, by design.</w:t>
+      </w:r>
+    </w:p>
+    <w:p>
+      <w:r>
+        <w:t>This is the same two-tier split seen from the read side. Redis owns stock on the hot path and is tuned for availability and partition tolerance; PostgreSQL owns the durable Order record and is tuned for consistency, so no order is ever double-fulfilled. The price of applying a different CAP position to each responsibility is exactly the divergence above. Reconciling the two counters -- a background job replaying Redis decrements into reserved_stock, or folding the SQL write into the same unit of work -- is deliberately out of scope for the fast path, because doing it synchronously would reintroduce the PostgreSQL round-trip that the fast path exists to avoid. The pessimistic and optimistic strategies in Section 8.2 are the strongly-consistent alternatives, and the three-way benchmark table is what that consistency costs in throughput. The behaviour is commented as intentional at both call sites (/checkout/redis in app/main.py and app/demos/demo_4_redis_atomic.py) so that it is not mistaken for a missing UPDATE.</w:t>
+      </w:r>
+    </w:p>
+    <w:p>
       <w:pPr>
         <w:pStyle w:val="Heading1"/>
       </w:pPr>
